--- a/Files/06 - Yom Tov/14 - Simchas Torah/5785/Simchas Torah 5785.docx
+++ b/Files/06 - Yom Tov/14 - Simchas Torah/5785/Simchas Torah 5785.docx
@@ -95,7 +95,7 @@
           <w:rFonts w:ascii="Times New Roman" w:hAnsi="Times New Roman" w:cs="Times New Roman" w:hint="cs"/>
           <w:rtl/>
         </w:rPr>
-        <w:t>העבודה</w:t>
+        <w:t xml:space="preserve">העבודה </w:t>
       </w:r>
       <w:r>
         <w:rPr>

--- a/Files/06 - Yom Tov/14 - Simchas Torah/5785/Simchas Torah 5785.docx
+++ b/Files/06 - Yom Tov/14 - Simchas Torah/5785/Simchas Torah 5785.docx
@@ -197,7 +197,7 @@
           <w:rFonts w:ascii="Times New Roman" w:hAnsi="Times New Roman" w:cs="Times New Roman"/>
           <w:rtl/>
         </w:rPr>
-        <w:t>"</w:t>
+        <w:t>״</w:t>
       </w:r>
       <w:r>
         <w:rPr>
